--- a/docs/questions/qs-confidenceintervals.docx
+++ b/docs/questions/qs-confidenceintervals.docx
@@ -31,7 +31,7 @@
         <w:pStyle w:val="Abstract"/>
       </w:pPr>
       <w:r>
-        <w:t xml:space="preserve">A selection of questions to test your understanding of confidence intervals, using the normal distribution.</w:t>
+        <w:t xml:space="preserve">A selection of questions to test your understanding of confidence intervals using the normal distribution.</w:t>
       </w:r>
     </w:p>
     <w:p>
@@ -46,12 +46,18 @@
         <w:t xml:space="preserve">Before attempting these questions it is highly recommended that you read</w:t>
       </w:r>
       <w:r>
+        <w:rPr>
+          <w:i/>
+          <w:iCs/>
+        </w:rPr>
         <w:t xml:space="preserve"> </w:t>
       </w:r>
       <w:hyperlink r:id="rId20">
         <w:r>
           <w:rPr>
             <w:rStyle w:val="Hyperlink"/>
+            <w:i/>
+            <w:iCs/>
           </w:rPr>
           <w:t xml:space="preserve">Guide: Introduction to confidence intervals</w:t>
         </w:r>
@@ -78,7 +84,21 @@
         <w:pStyle w:val="FirstParagraph"/>
       </w:pPr>
       <w:r>
-        <w:t xml:space="preserve">Identify the confidence level from these alpha values.</w:t>
+        <w:t xml:space="preserve">Identify the confidence level from these</w:t>
+      </w:r>
+      <w:r>
+        <w:t xml:space="preserve"> </w:t>
+      </w:r>
+      <m:oMath>
+        <m:r>
+          <m:t>α</m:t>
+        </m:r>
+      </m:oMath>
+      <w:r>
+        <w:t xml:space="preserve"> </w:t>
+      </w:r>
+      <w:r>
+        <w:t xml:space="preserve">values.</w:t>
       </w:r>
     </w:p>
     <w:p>
@@ -152,7 +172,7 @@
           <m:t>=</m:t>
         </m:r>
         <m:r>
-          <m:t>0.01</m:t>
+          <m:t>0.07</m:t>
         </m:r>
       </m:oMath>
     </w:p>
@@ -171,7 +191,18 @@
         <w:pStyle w:val="FirstParagraph"/>
       </w:pPr>
       <w:r>
-        <w:t xml:space="preserve">Using the normal distribution, what are the Z Values for these alpha values? You may find</w:t>
+        <w:t xml:space="preserve">Using the normal distribution, what are the</w:t>
+      </w:r>
+      <w:r>
+        <w:t xml:space="preserve"> </w:t>
+      </w:r>
+      <m:oMath>
+        <m:r>
+          <m:t>Z</m:t>
+        </m:r>
+      </m:oMath>
+      <w:r>
+        <w:t xml:space="preserve">-values for these alpha values? You may find</w:t>
       </w:r>
       <w:r>
         <w:t xml:space="preserve"> </w:t>
@@ -262,7 +293,7 @@
           <m:t>=</m:t>
         </m:r>
         <m:r>
-          <m:t>0.01</m:t>
+          <m:t>0.07</m:t>
         </m:r>
       </m:oMath>
     </w:p>
@@ -288,7 +319,7 @@
       </w:r>
       <m:oMath>
         <m:r>
-          <m:t>90</m:t>
+          <m:t>99</m:t>
         </m:r>
         <m:r>
           <m:rPr>
@@ -325,72 +356,80 @@
           <m:t>14</m:t>
         </m:r>
         <m:r>
-          <m:t>g</m:t>
-        </m:r>
-      </m:oMath>
-      <w:r>
-        <w:t xml:space="preserve"> </w:t>
-      </w:r>
-      <w:r>
-        <w:t xml:space="preserve">and the standard deviation is</w:t>
-      </w:r>
-      <w:r>
-        <w:t xml:space="preserve"> </w:t>
-      </w:r>
-      <m:oMath>
-        <m:r>
-          <m:t>0.75</m:t>
-        </m:r>
-        <m:r>
-          <m:t>g</m:t>
-        </m:r>
-      </m:oMath>
-      <w:r>
-        <w:t xml:space="preserve">.</w:t>
-      </w:r>
-    </w:p>
-    <w:p>
-      <w:pPr>
-        <w:pStyle w:val="BodyText"/>
-      </w:pPr>
-      <w:r>
-        <w:t xml:space="preserve">identify the following:</w:t>
-      </w:r>
-    </w:p>
-    <w:p>
-      <w:pPr>
-        <w:pStyle w:val="BodyText"/>
-      </w:pPr>
-      <w:r>
-        <w:t xml:space="preserve">3.1.</w:t>
-      </w:r>
-      <w:r>
-        <w:t xml:space="preserve"> </w:t>
-      </w:r>
-      <m:oMath>
-        <m:r>
-          <m:t>n</m:t>
+          <m:t> </m:t>
         </m:r>
         <m:r>
           <m:rPr>
+            <m:nor/>
             <m:sty m:val="p"/>
           </m:rPr>
-          <m:t>=</m:t>
+          <m:t>g</m:t>
         </m:r>
       </m:oMath>
       <w:r>
         <w:t xml:space="preserve"> </w:t>
       </w:r>
       <w:r>
+        <w:t xml:space="preserve">and the standard deviation is</w:t>
+      </w:r>
+      <w:r>
+        <w:t xml:space="preserve"> </w:t>
+      </w:r>
+      <m:oMath>
+        <m:r>
+          <m:t>0.75</m:t>
+        </m:r>
+        <m:r>
+          <m:t> </m:t>
+        </m:r>
+        <m:r>
+          <m:rPr>
+            <m:nor/>
+            <m:sty m:val="p"/>
+          </m:rPr>
+          <m:t>g</m:t>
+        </m:r>
+      </m:oMath>
+      <w:r>
+        <w:t xml:space="preserve">.</w:t>
+      </w:r>
+    </w:p>
+    <w:p>
+      <w:pPr>
+        <w:pStyle w:val="BodyText"/>
+      </w:pPr>
+      <w:r>
+        <w:t xml:space="preserve">3.1. Identify the following:</w:t>
+      </w:r>
+    </w:p>
+    <w:p>
+      <w:pPr>
+        <w:numPr>
+          <w:ilvl w:val="0"/>
+          <w:numId w:val="1001"/>
+        </w:numPr>
+      </w:pPr>
+      <w:r>
         <w:t xml:space="preserve">sample size</w:t>
       </w:r>
-    </w:p>
-    <w:p>
-      <w:pPr>
-        <w:pStyle w:val="BodyText"/>
-      </w:pPr>
-      <w:r>
-        <w:t xml:space="preserve">3.2.</w:t>
+      <w:r>
+        <w:t xml:space="preserve"> </w:t>
+      </w:r>
+      <m:oMath>
+        <m:r>
+          <m:t>n</m:t>
+        </m:r>
+      </m:oMath>
+    </w:p>
+    <w:p>
+      <w:pPr>
+        <w:numPr>
+          <w:ilvl w:val="0"/>
+          <w:numId w:val="1001"/>
+        </w:numPr>
+      </w:pPr>
+      <w:r>
+        <w:t xml:space="preserve">sample mean</w:t>
       </w:r>
       <w:r>
         <w:t xml:space="preserve"> </w:t>
@@ -406,54 +445,36 @@
             </m:r>
           </m:e>
         </m:acc>
-        <m:r>
-          <m:rPr>
-            <m:sty m:val="p"/>
-          </m:rPr>
-          <m:t>=</m:t>
-        </m:r>
       </m:oMath>
-      <w:r>
-        <w:t xml:space="preserve"> </w:t>
-      </w:r>
-      <w:r>
-        <w:t xml:space="preserve">sample mean</w:t>
-      </w:r>
-    </w:p>
-    <w:p>
-      <w:pPr>
-        <w:pStyle w:val="BodyText"/>
-      </w:pPr>
-      <w:r>
-        <w:t xml:space="preserve">3.3.</w:t>
+    </w:p>
+    <w:p>
+      <w:pPr>
+        <w:numPr>
+          <w:ilvl w:val="0"/>
+          <w:numId w:val="1001"/>
+        </w:numPr>
+      </w:pPr>
+      <w:r>
+        <w:t xml:space="preserve">sample standard deviation</w:t>
       </w:r>
       <w:r>
         <w:t xml:space="preserve"> </w:t>
       </w:r>
       <m:oMath>
         <m:r>
-          <m:t>σ</m:t>
-        </m:r>
-        <m:r>
-          <m:rPr>
-            <m:sty m:val="p"/>
-          </m:rPr>
-          <m:t>=</m:t>
+          <m:t>s</m:t>
         </m:r>
       </m:oMath>
-      <w:r>
-        <w:t xml:space="preserve"> </w:t>
-      </w:r>
-      <w:r>
-        <w:t xml:space="preserve">sample standard deviation</w:t>
-      </w:r>
-    </w:p>
-    <w:p>
-      <w:pPr>
-        <w:pStyle w:val="BodyText"/>
-      </w:pPr>
-      <w:r>
-        <w:t xml:space="preserve">3.4.</w:t>
+    </w:p>
+    <w:p>
+      <w:pPr>
+        <w:numPr>
+          <w:ilvl w:val="0"/>
+          <w:numId w:val="1001"/>
+        </w:numPr>
+      </w:pPr>
+      <w:r>
+        <w:t xml:space="preserve">alpha value</w:t>
       </w:r>
       <w:r>
         <w:t xml:space="preserve"> </w:t>
@@ -462,26 +483,22 @@
         <m:r>
           <m:t>α</m:t>
         </m:r>
-        <m:r>
-          <m:rPr>
-            <m:sty m:val="p"/>
-          </m:rPr>
-          <m:t>=</m:t>
-        </m:r>
       </m:oMath>
-      <w:r>
-        <w:t xml:space="preserve"> </w:t>
-      </w:r>
-      <w:r>
-        <w:t xml:space="preserve">alpha value</w:t>
-      </w:r>
-    </w:p>
-    <w:p>
-      <w:pPr>
-        <w:pStyle w:val="BodyText"/>
-      </w:pPr>
-      <w:r>
-        <w:t xml:space="preserve">3.5.</w:t>
+    </w:p>
+    <w:p>
+      <w:pPr>
+        <w:numPr>
+          <w:ilvl w:val="0"/>
+          <w:numId w:val="1001"/>
+        </w:numPr>
+      </w:pPr>
+      <m:oMath>
+        <m:r>
+          <m:t>Z</m:t>
+        </m:r>
+      </m:oMath>
+      <w:r>
+        <w:t xml:space="preserve">-value</w:t>
       </w:r>
       <w:r>
         <w:t xml:space="preserve"> </w:t>
@@ -494,76 +511,35 @@
             </m:r>
           </m:e>
           <m:sub>
-            <m:f>
-              <m:fPr>
-                <m:type m:val="bar"/>
-              </m:fPr>
-              <m:num>
-                <m:r>
-                  <m:t>α</m:t>
-                </m:r>
-              </m:num>
-              <m:den>
-                <m:r>
-                  <m:t>2</m:t>
-                </m:r>
-              </m:den>
-            </m:f>
+            <m:r>
+              <m:t>α</m:t>
+            </m:r>
+            <m:r>
+              <m:rPr>
+                <m:sty m:val="p"/>
+              </m:rPr>
+              <m:t>/</m:t>
+            </m:r>
+            <m:r>
+              <m:t>2</m:t>
+            </m:r>
           </m:sub>
         </m:sSub>
-        <m:r>
-          <m:rPr>
-            <m:sty m:val="p"/>
-          </m:rPr>
-          <m:t>=</m:t>
-        </m:r>
       </m:oMath>
-      <w:r>
-        <w:t xml:space="preserve"> </w:t>
-      </w:r>
-      <w:r>
-        <w:t xml:space="preserve">Z value using the normal distribution</w:t>
-      </w:r>
-    </w:p>
-    <w:bookmarkEnd w:id="24"/>
-    <w:bookmarkStart w:id="25" w:name="q4"/>
-    <w:p>
-      <w:pPr>
-        <w:pStyle w:val="Heading2"/>
-      </w:pPr>
-      <w:r>
-        <w:t xml:space="preserve">Q4</w:t>
-      </w:r>
     </w:p>
     <w:p>
       <w:pPr>
         <w:pStyle w:val="FirstParagraph"/>
       </w:pPr>
       <w:r>
-        <w:t xml:space="preserve">4.1. Use the information in</w:t>
-      </w:r>
-      <w:r>
-        <w:t xml:space="preserve"> </w:t>
-      </w:r>
-      <w:r>
-        <w:rPr>
-          <w:b/>
-          <w:bCs/>
-        </w:rPr>
-        <w:t xml:space="preserve">Q3</w:t>
-      </w:r>
-      <w:r>
-        <w:t xml:space="preserve"> </w:t>
-      </w:r>
-      <w:r>
-        <w:t xml:space="preserve">to construct a</w:t>
+        <w:t xml:space="preserve">3.2. Use the information in 3.1 to construct a</w:t>
       </w:r>
       <w:r>
         <w:t xml:space="preserve"> </w:t>
       </w:r>
       <m:oMath>
         <m:r>
-          <m:t>90</m:t>
+          <m:t>99</m:t>
         </m:r>
         <m:r>
           <m:rPr>
@@ -576,7 +552,7 @@
         <w:t xml:space="preserve"> </w:t>
       </w:r>
       <w:r>
-        <w:t xml:space="preserve">confidence interval for the weight of Cantor’s Confectionery’s chocolate swirls.</w:t>
+        <w:t xml:space="preserve">confidence interval for the weight of Cantor’s Confectionery’s chocolate swirls. Give your answers to 3 decimal places.</w:t>
       </w:r>
     </w:p>
     <w:p>
@@ -584,17 +560,17 @@
         <w:pStyle w:val="BodyText"/>
       </w:pPr>
       <w:r>
-        <w:t xml:space="preserve">4.2 Explain what the confidence interval tells you in context of Cantor’s Confectionery.</w:t>
-      </w:r>
-    </w:p>
-    <w:bookmarkEnd w:id="25"/>
-    <w:bookmarkStart w:id="27" w:name="q5"/>
+        <w:t xml:space="preserve">3.3. Explain what the confidence interval tells you.</w:t>
+      </w:r>
+    </w:p>
+    <w:bookmarkEnd w:id="24"/>
+    <w:bookmarkStart w:id="25" w:name="q4"/>
     <w:p>
       <w:pPr>
         <w:pStyle w:val="Heading2"/>
       </w:pPr>
       <w:r>
-        <w:t xml:space="preserve">Q5</w:t>
+        <w:t xml:space="preserve">Q4</w:t>
       </w:r>
     </w:p>
     <w:p>
@@ -602,61 +578,33 @@
         <w:pStyle w:val="FirstParagraph"/>
       </w:pPr>
       <w:r>
-        <w:t xml:space="preserve">Use the summary table to construct the following:</w:t>
-      </w:r>
-    </w:p>
-    <w:p>
-      <w:pPr>
-        <w:pStyle w:val="BodyText"/>
-      </w:pPr>
-      <w:r>
-        <w:t xml:space="preserve">5.1 a 90% CI</w:t>
-      </w:r>
-    </w:p>
-    <w:p>
-      <w:pPr>
-        <w:pStyle w:val="BodyText"/>
-      </w:pPr>
-      <w:r>
-        <w:t xml:space="preserve">5.2 a 95% CI</w:t>
-      </w:r>
-    </w:p>
-    <w:p>
-      <w:pPr>
-        <w:pStyle w:val="BodyText"/>
-      </w:pPr>
-      <w:r>
-        <w:t xml:space="preserve">5.3 a 99% CI</w:t>
+        <w:t xml:space="preserve">You are given the following data.</w:t>
       </w:r>
     </w:p>
     <w:tbl>
       <w:tblPr>
         <w:tblStyle w:val="Table"/>
-        <w:tblW w:type="pct" w:w="5000"/>
-        <w:tblLayout w:type="fixed"/>
-        <w:tblLook w:firstRow="0" w:lastRow="0" w:firstColumn="0" w:lastColumn="0" w:noHBand="0" w:noVBand="0" w:val="0000"/>
+        <w:tblW w:type="auto" w:w="0"/>
+        <w:tblLook w:firstRow="1" w:lastRow="0" w:firstColumn="0" w:lastColumn="0" w:noHBand="0" w:noVBand="0" w:val="0020"/>
       </w:tblPr>
       <w:tblGrid>
-        <w:gridCol w:w="3217"/>
-        <w:gridCol w:w="4702"/>
+        <w:gridCol w:w="3960"/>
+        <w:gridCol w:w="3960"/>
       </w:tblGrid>
       <w:tr>
+        <w:trPr>
+          <w:tblHeader w:val="on"/>
+        </w:trPr>
         <w:tc>
           <w:tcPr/>
           <w:p>
             <w:pPr>
               <w:pStyle w:val="Compact"/>
+              <w:jc w:val="center"/>
             </w:pPr>
-            <m:oMathPara>
-              <m:oMathParaPr>
-                <m:jc m:val="center"/>
-              </m:oMathParaPr>
-              <m:oMath>
-                <m:r>
-                  <m:t>σ</m:t>
-                </m:r>
-              </m:oMath>
-            </m:oMathPara>
+            <w:r>
+              <w:t xml:space="preserve">Quantity</w:t>
+            </w:r>
           </w:p>
         </w:tc>
         <w:tc>
@@ -664,17 +612,11 @@
           <w:p>
             <w:pPr>
               <w:pStyle w:val="Compact"/>
+              <w:jc w:val="center"/>
             </w:pPr>
-            <m:oMathPara>
-              <m:oMathParaPr>
-                <m:jc m:val="center"/>
-              </m:oMathParaPr>
-              <m:oMath>
-                <m:r>
-                  <m:t>4</m:t>
-                </m:r>
-              </m:oMath>
-            </m:oMathPara>
+            <w:r>
+              <w:t xml:space="preserve">Value</w:t>
+            </w:r>
           </w:p>
         </w:tc>
       </w:tr>
@@ -684,24 +626,13 @@
           <w:p>
             <w:pPr>
               <w:pStyle w:val="Compact"/>
+              <w:jc w:val="center"/>
             </w:pPr>
-            <m:oMathPara>
-              <m:oMathParaPr>
-                <m:jc m:val="center"/>
-              </m:oMathParaPr>
-              <m:oMath>
-                <m:acc>
-                  <m:accPr>
-                    <m:chr m:val="‾"/>
-                  </m:accPr>
-                  <m:e>
-                    <m:r>
-                      <m:t>x</m:t>
-                    </m:r>
-                  </m:e>
-                </m:acc>
-              </m:oMath>
-            </m:oMathPara>
+            <m:oMath>
+              <m:r>
+                <m:t>s</m:t>
+              </m:r>
+            </m:oMath>
           </w:p>
         </w:tc>
         <w:tc>
@@ -709,17 +640,13 @@
           <w:p>
             <w:pPr>
               <w:pStyle w:val="Compact"/>
+              <w:jc w:val="center"/>
             </w:pPr>
-            <m:oMathPara>
-              <m:oMathParaPr>
-                <m:jc m:val="center"/>
-              </m:oMathParaPr>
-              <m:oMath>
-                <m:r>
-                  <m:t>31</m:t>
-                </m:r>
-              </m:oMath>
-            </m:oMathPara>
+            <m:oMath>
+              <m:r>
+                <m:t>4</m:t>
+              </m:r>
+            </m:oMath>
           </w:p>
         </w:tc>
       </w:tr>
@@ -729,26 +656,20 @@
           <w:p>
             <w:pPr>
               <w:pStyle w:val="Compact"/>
+              <w:jc w:val="center"/>
             </w:pPr>
-            <m:oMathPara>
-              <m:oMathParaPr>
-                <m:jc m:val="center"/>
-              </m:oMathParaPr>
-              <m:oMath>
-                <m:sSup>
-                  <m:e>
-                    <m:r>
-                      <m:t>σ</m:t>
-                    </m:r>
-                  </m:e>
-                  <m:sup>
-                    <m:r>
-                      <m:t>2</m:t>
-                    </m:r>
-                  </m:sup>
-                </m:sSup>
-              </m:oMath>
-            </m:oMathPara>
+            <m:oMath>
+              <m:acc>
+                <m:accPr>
+                  <m:chr m:val="‾"/>
+                </m:accPr>
+                <m:e>
+                  <m:r>
+                    <m:t>x</m:t>
+                  </m:r>
+                </m:e>
+              </m:acc>
+            </m:oMath>
           </w:p>
         </w:tc>
         <w:tc>
@@ -756,17 +677,13 @@
           <w:p>
             <w:pPr>
               <w:pStyle w:val="Compact"/>
+              <w:jc w:val="center"/>
             </w:pPr>
-            <m:oMathPara>
-              <m:oMathParaPr>
-                <m:jc m:val="center"/>
-              </m:oMathParaPr>
-              <m:oMath>
-                <m:r>
-                  <m:t>16</m:t>
-                </m:r>
-              </m:oMath>
-            </m:oMathPara>
+            <m:oMath>
+              <m:r>
+                <m:t>31</m:t>
+              </m:r>
+            </m:oMath>
           </w:p>
         </w:tc>
       </w:tr>
@@ -776,17 +693,13 @@
           <w:p>
             <w:pPr>
               <w:pStyle w:val="Compact"/>
+              <w:jc w:val="center"/>
             </w:pPr>
-            <m:oMathPara>
-              <m:oMathParaPr>
-                <m:jc m:val="center"/>
-              </m:oMathParaPr>
-              <m:oMath>
-                <m:r>
-                  <m:t>n</m:t>
-                </m:r>
-              </m:oMath>
-            </m:oMathPara>
+            <m:oMath>
+              <m:r>
+                <m:t>n</m:t>
+              </m:r>
+            </m:oMath>
           </w:p>
         </w:tc>
         <w:tc>
@@ -794,21 +707,181 @@
           <w:p>
             <w:pPr>
               <w:pStyle w:val="Compact"/>
+              <w:jc w:val="center"/>
             </w:pPr>
-            <m:oMathPara>
-              <m:oMathParaPr>
-                <m:jc m:val="center"/>
-              </m:oMathParaPr>
-              <m:oMath>
-                <m:r>
-                  <m:t>59</m:t>
-                </m:r>
-              </m:oMath>
-            </m:oMathPara>
+            <m:oMath>
+              <m:r>
+                <m:t>59</m:t>
+              </m:r>
+            </m:oMath>
           </w:p>
         </w:tc>
       </w:tr>
     </w:tbl>
+    <w:p>
+      <w:pPr>
+        <w:pStyle w:val="BodyText"/>
+      </w:pPr>
+      <w:r>
+        <w:t xml:space="preserve">Use the summary table below to construct the following:</w:t>
+      </w:r>
+    </w:p>
+    <w:p>
+      <w:pPr>
+        <w:pStyle w:val="BodyText"/>
+      </w:pPr>
+      <w:r>
+        <w:t xml:space="preserve">4.1. a 90% CI.</w:t>
+      </w:r>
+    </w:p>
+    <w:p>
+      <w:pPr>
+        <w:pStyle w:val="BodyText"/>
+      </w:pPr>
+      <w:r>
+        <w:t xml:space="preserve">4.2. a 95% CI.</w:t>
+      </w:r>
+    </w:p>
+    <w:p>
+      <w:pPr>
+        <w:pStyle w:val="BodyText"/>
+      </w:pPr>
+      <w:r>
+        <w:t xml:space="preserve">4.3. a 99% CI.</w:t>
+      </w:r>
+    </w:p>
+    <w:p>
+      <w:pPr>
+        <w:pStyle w:val="BodyText"/>
+      </w:pPr>
+      <w:r>
+        <w:t xml:space="preserve">You should give you answers to 2 decimal places.</w:t>
+      </w:r>
+    </w:p>
+    <w:bookmarkEnd w:id="25"/>
+    <w:bookmarkStart w:id="27" w:name="q5"/>
+    <w:p>
+      <w:pPr>
+        <w:pStyle w:val="Heading2"/>
+      </w:pPr>
+      <w:r>
+        <w:t xml:space="preserve">Q5</w:t>
+      </w:r>
+    </w:p>
+    <w:p>
+      <w:pPr>
+        <w:pStyle w:val="FirstParagraph"/>
+      </w:pPr>
+      <w:r>
+        <w:t xml:space="preserve">You are given a</w:t>
+      </w:r>
+      <w:r>
+        <w:t xml:space="preserve"> </w:t>
+      </w:r>
+      <m:oMath>
+        <m:r>
+          <m:t>90</m:t>
+        </m:r>
+        <m:r>
+          <m:rPr>
+            <m:sty m:val="p"/>
+          </m:rPr>
+          <m:t>%</m:t>
+        </m:r>
+      </m:oMath>
+      <w:r>
+        <w:t xml:space="preserve"> </w:t>
+      </w:r>
+      <w:r>
+        <w:t xml:space="preserve">CI as</w:t>
+      </w:r>
+      <w:r>
+        <w:t xml:space="preserve"> </w:t>
+      </w:r>
+      <m:oMath>
+        <m:d>
+          <m:dPr>
+            <m:begChr m:val="["/>
+            <m:sepChr m:val=""/>
+            <m:endChr m:val="]"/>
+            <m:grow/>
+          </m:dPr>
+          <m:e>
+            <m:r>
+              <m:t>98.1</m:t>
+            </m:r>
+            <m:r>
+              <m:rPr>
+                <m:sty m:val="p"/>
+              </m:rPr>
+              <m:t>,</m:t>
+            </m:r>
+            <m:r>
+              <m:t>102.5</m:t>
+            </m:r>
+          </m:e>
+        </m:d>
+      </m:oMath>
+      <w:r>
+        <w:t xml:space="preserve"> </w:t>
+      </w:r>
+      <w:r>
+        <w:t xml:space="preserve">with a sample size of</w:t>
+      </w:r>
+      <w:r>
+        <w:t xml:space="preserve"> </w:t>
+      </w:r>
+      <m:oMath>
+        <m:r>
+          <m:t>121</m:t>
+        </m:r>
+      </m:oMath>
+      <w:r>
+        <w:t xml:space="preserve">. Work out an estimate of the sample mean</w:t>
+      </w:r>
+      <w:r>
+        <w:t xml:space="preserve"> </w:t>
+      </w:r>
+      <m:oMath>
+        <m:acc>
+          <m:accPr>
+            <m:chr m:val="‾"/>
+          </m:accPr>
+          <m:e>
+            <m:r>
+              <m:t>x</m:t>
+            </m:r>
+          </m:e>
+        </m:acc>
+      </m:oMath>
+      <w:r>
+        <w:t xml:space="preserve"> </w:t>
+      </w:r>
+      <w:r>
+        <w:t xml:space="preserve">and sample standard deviation</w:t>
+      </w:r>
+      <w:r>
+        <w:t xml:space="preserve"> </w:t>
+      </w:r>
+      <m:oMath>
+        <m:r>
+          <m:t>s</m:t>
+        </m:r>
+      </m:oMath>
+      <w:r>
+        <w:t xml:space="preserve"> </w:t>
+      </w:r>
+      <w:r>
+        <w:t xml:space="preserve">associated to this confidence interval. Explain why this can only be an estimate.</w:t>
+      </w:r>
+    </w:p>
+    <w:p>
+      <w:r>
+        <w:pict>
+          <v:rect style="width:0;height:1.5pt" o:hralign="center" o:hrstd="t" o:hr="t"/>
+        </w:pict>
+      </w:r>
+    </w:p>
     <w:p>
       <w:pPr>
         <w:pStyle w:val="FirstParagraph"/>
@@ -844,7 +917,7 @@
         <w:pStyle w:val="FirstParagraph"/>
       </w:pPr>
       <w:r>
-        <w:t xml:space="preserve">v1.0: initial version created 12/04 by mh392 (as part of a University of St Andrews VIP project)</w:t>
+        <w:t xml:space="preserve">v1.0: initial version created 12/25 by Millie Harris as part of a University of St Andrews VIP project.</w:t>
       </w:r>
     </w:p>
     <w:p>
@@ -1260,6 +1333,109 @@
       </w:pPr>
     </w:lvl>
   </w:abstractNum>
+  <w:abstractNum w:abstractNumId="991">
+    <w:nsid w:val="0000A991"/>
+    <w:multiLevelType w:val="multilevel"/>
+    <w:lvl w:ilvl="0">
+      <w:numFmt w:val="bullet"/>
+      <w:lvlText w:val=""/>
+      <w:lvlJc w:val="left"/>
+      <w:pPr>
+        <w:ind w:left="720" w:hanging="360"/>
+      </w:pPr>
+      <w:rPr>
+        <w:rFonts w:ascii="Symbol" w:hAnsi="Symbol" w:cs="Symbol" w:hint="default"/>
+      </w:rPr>
+    </w:lvl>
+    <w:lvl w:ilvl="1">
+      <w:numFmt w:val="bullet"/>
+      <w:lvlText w:val="o"/>
+      <w:lvlJc w:val="left"/>
+      <w:pPr>
+        <w:ind w:left="1440" w:hanging="360"/>
+      </w:pPr>
+      <w:rPr>
+        <w:rFonts w:ascii="Courier New" w:hAnsi="Courier New" w:cs="Courier New" w:hint="default"/>
+      </w:rPr>
+    </w:lvl>
+    <w:lvl w:ilvl="2">
+      <w:numFmt w:val="bullet"/>
+      <w:lvlText w:val=""/>
+      <w:lvlJc w:val="left"/>
+      <w:pPr>
+        <w:ind w:left="2160" w:hanging="360"/>
+      </w:pPr>
+      <w:rPr>
+        <w:rFonts w:ascii="Wingdings" w:hAnsi="Wingdings" w:cs="Wingdings" w:hint="default"/>
+      </w:rPr>
+    </w:lvl>
+    <w:lvl w:ilvl="3">
+      <w:numFmt w:val="bullet"/>
+      <w:lvlText w:val=""/>
+      <w:lvlJc w:val="left"/>
+      <w:pPr>
+        <w:ind w:left="2880" w:hanging="360"/>
+      </w:pPr>
+      <w:rPr>
+        <w:rFonts w:ascii="Symbol" w:hAnsi="Symbol" w:cs="Symbol" w:hint="default"/>
+      </w:rPr>
+    </w:lvl>
+    <w:lvl w:ilvl="4">
+      <w:numFmt w:val="bullet"/>
+      <w:lvlText w:val="o"/>
+      <w:lvlJc w:val="left"/>
+      <w:pPr>
+        <w:ind w:left="3600" w:hanging="360"/>
+      </w:pPr>
+      <w:rPr>
+        <w:rFonts w:ascii="Courier New" w:hAnsi="Courier New" w:cs="Courier New" w:hint="default"/>
+      </w:rPr>
+    </w:lvl>
+    <w:lvl w:ilvl="5">
+      <w:numFmt w:val="bullet"/>
+      <w:lvlText w:val=""/>
+      <w:lvlJc w:val="left"/>
+      <w:pPr>
+        <w:ind w:left="4320" w:hanging="360"/>
+      </w:pPr>
+      <w:rPr>
+        <w:rFonts w:ascii="Wingdings" w:hAnsi="Wingdings" w:cs="Wingdings" w:hint="default"/>
+      </w:rPr>
+    </w:lvl>
+    <w:lvl w:ilvl="6">
+      <w:numFmt w:val="bullet"/>
+      <w:lvlText w:val=""/>
+      <w:lvlJc w:val="left"/>
+      <w:pPr>
+        <w:ind w:left="5040" w:hanging="360"/>
+      </w:pPr>
+      <w:rPr>
+        <w:rFonts w:ascii="Symbol" w:hAnsi="Symbol" w:cs="Symbol" w:hint="default"/>
+      </w:rPr>
+    </w:lvl>
+    <w:lvl w:ilvl="7">
+      <w:numFmt w:val="bullet"/>
+      <w:lvlText w:val="o"/>
+      <w:lvlJc w:val="left"/>
+      <w:pPr>
+        <w:ind w:left="5760" w:hanging="360"/>
+      </w:pPr>
+      <w:rPr>
+        <w:rFonts w:ascii="Courier New" w:hAnsi="Courier New" w:cs="Courier New" w:hint="default"/>
+      </w:rPr>
+    </w:lvl>
+    <w:lvl w:ilvl="8">
+      <w:numFmt w:val="bullet"/>
+      <w:lvlText w:val=""/>
+      <w:lvlJc w:val="left"/>
+      <w:pPr>
+        <w:ind w:left="6480" w:hanging="360"/>
+      </w:pPr>
+      <w:rPr>
+        <w:rFonts w:ascii="Wingdings" w:hAnsi="Wingdings" w:cs="Wingdings" w:hint="default"/>
+      </w:rPr>
+    </w:lvl>
+  </w:abstractNum>
   <w:num w16cid:durableId="206916811" w:numId="1">
     <w:abstractNumId w:val="10"/>
   </w:num>
@@ -1568,6 +1744,9 @@
   </w:num>
   <w:num w:numId="1000">
     <w:abstractNumId w:val="990"/>
+  </w:num>
+  <w:num w:numId="1001">
+    <w:abstractNumId w:val="991"/>
   </w:num>
 </w:numbering>
 </file>

--- a/docs/questions/qs-confidenceintervals.docx
+++ b/docs/questions/qs-confidenceintervals.docx
@@ -52,7 +52,7 @@
         </w:rPr>
         <w:t xml:space="preserve"> </w:t>
       </w:r>
-      <w:hyperlink r:id="rId20">
+      <w:hyperlink r:id="rId9">
         <w:r>
           <w:rPr>
             <w:rStyle w:val="Hyperlink"/>
@@ -70,7 +70,7 @@
         <w:t xml:space="preserve">.</w:t>
       </w:r>
     </w:p>
-    <w:bookmarkStart w:id="21" w:name="q1"/>
+    <w:bookmarkStart w:id="10" w:name="q1"/>
     <w:p>
       <w:pPr>
         <w:pStyle w:val="Heading2"/>
@@ -176,8 +176,8 @@
         </m:r>
       </m:oMath>
     </w:p>
-    <w:bookmarkEnd w:id="21"/>
-    <w:bookmarkStart w:id="23" w:name="q2"/>
+    <w:bookmarkEnd w:id="10"/>
+    <w:bookmarkStart w:id="12" w:name="q2"/>
     <w:p>
       <w:pPr>
         <w:pStyle w:val="Heading2"/>
@@ -207,7 +207,7 @@
       <w:r>
         <w:t xml:space="preserve"> </w:t>
       </w:r>
-      <w:hyperlink r:id="rId22">
+      <w:hyperlink r:id="rId11">
         <w:r>
           <w:rPr>
             <w:rStyle w:val="Hyperlink"/>
@@ -297,8 +297,8 @@
         </m:r>
       </m:oMath>
     </w:p>
-    <w:bookmarkEnd w:id="23"/>
-    <w:bookmarkStart w:id="24" w:name="q3"/>
+    <w:bookmarkEnd w:id="12"/>
+    <w:bookmarkStart w:id="13" w:name="q3"/>
     <w:p>
       <w:pPr>
         <w:pStyle w:val="Heading2"/>
@@ -563,8 +563,8 @@
         <w:t xml:space="preserve">3.3. Explain what the confidence interval tells you.</w:t>
       </w:r>
     </w:p>
-    <w:bookmarkEnd w:id="24"/>
-    <w:bookmarkStart w:id="25" w:name="q4"/>
+    <w:bookmarkEnd w:id="13"/>
+    <w:bookmarkStart w:id="14" w:name="q4"/>
     <w:p>
       <w:pPr>
         <w:pStyle w:val="Heading2"/>
@@ -758,8 +758,8 @@
         <w:t xml:space="preserve">You should give you answers to 2 decimal places.</w:t>
       </w:r>
     </w:p>
-    <w:bookmarkEnd w:id="25"/>
-    <w:bookmarkStart w:id="27" w:name="q5"/>
+    <w:bookmarkEnd w:id="14"/>
+    <w:bookmarkStart w:id="16" w:name="q5"/>
     <w:p>
       <w:pPr>
         <w:pStyle w:val="Heading2"/>
@@ -799,28 +799,30 @@
         <w:t xml:space="preserve"> </w:t>
       </w:r>
       <m:oMath>
-        <m:d>
-          <m:dPr>
-            <m:begChr m:val="["/>
-            <m:sepChr m:val=""/>
-            <m:endChr m:val="]"/>
-            <m:grow/>
-          </m:dPr>
-          <m:e>
-            <m:r>
-              <m:t>98.1</m:t>
-            </m:r>
-            <m:r>
-              <m:rPr>
-                <m:sty m:val="p"/>
-              </m:rPr>
-              <m:t>,</m:t>
-            </m:r>
-            <m:r>
-              <m:t>102.5</m:t>
-            </m:r>
-          </m:e>
-        </m:d>
+        <m:r>
+          <m:rPr>
+            <m:sty m:val="p"/>
+          </m:rPr>
+          <m:t>[</m:t>
+        </m:r>
+        <m:r>
+          <m:t>98.1</m:t>
+        </m:r>
+        <m:r>
+          <m:rPr>
+            <m:sty m:val="p"/>
+          </m:rPr>
+          <m:t>,</m:t>
+        </m:r>
+        <m:r>
+          <m:t>102.5</m:t>
+        </m:r>
+        <m:r>
+          <m:rPr>
+            <m:sty m:val="p"/>
+          </m:rPr>
+          <m:t>]</m:t>
+        </m:r>
       </m:oMath>
       <w:r>
         <w:t xml:space="preserve"> </w:t>
@@ -886,7 +888,7 @@
       <w:pPr>
         <w:pStyle w:val="FirstParagraph"/>
       </w:pPr>
-      <w:hyperlink r:id="rId26">
+      <w:hyperlink r:id="rId15">
         <w:r>
           <w:rPr>
             <w:rStyle w:val="Hyperlink"/>
@@ -902,8 +904,8 @@
         </w:pict>
       </w:r>
     </w:p>
-    <w:bookmarkEnd w:id="27"/>
-    <w:bookmarkStart w:id="29" w:name="version-history-and-licensing"/>
+    <w:bookmarkEnd w:id="16"/>
+    <w:bookmarkStart w:id="18" w:name="version-history-and-licensing"/>
     <w:p>
       <w:pPr>
         <w:pStyle w:val="Heading2"/>
@@ -924,7 +926,7 @@
       <w:pPr>
         <w:pStyle w:val="BodyText"/>
       </w:pPr>
-      <w:hyperlink r:id="rId28">
+      <w:hyperlink r:id="rId17">
         <w:r>
           <w:rPr>
             <w:rStyle w:val="Hyperlink"/>
@@ -933,7 +935,7 @@
         </w:r>
       </w:hyperlink>
     </w:p>
-    <w:bookmarkEnd w:id="29"/>
+    <w:bookmarkEnd w:id="18"/>
     <w:sectPr>
       <w:pgSz w:h="15840" w:w="12240"/>
       <w:pgMar w:bottom="1440" w:footer="720" w:gutter="0" w:header="720" w:left="1440" w:right="1440" w:top="1440"/>
